--- a/docs/MediaMarketplace-Studio-WordPress-Installation-Guide.docx
+++ b/docs/MediaMarketplace-Studio-WordPress-Installation-Guide.docx
@@ -747,6 +747,108 @@
                 <w:szCs w:val="18"/>
               </w:rPr>
               <w:t xml:space="preserve">needed only for video thumbnails, transcoding and forensic watermarking</w:t>
+            </w:r>
+          </w:p>
+        </w:tc>
+      </w:tr>
+      <w:tr>
+        <w:trPr>
+          <w:cantSplit/>
+          <w:tblHeader w:val="false"/>
+        </w:trPr>
+        <w:tc>
+          <w:tcPr>
+            <w:tcW w:type="dxa" w:w="3744"/>
+            <w:tcBorders>
+              <w:top w:val="single" w:color="BFC7D1" w:sz="4"/>
+              <w:left w:val="single" w:color="BFC7D1" w:sz="4"/>
+              <w:bottom w:val="single" w:color="BFC7D1" w:sz="4"/>
+              <w:right w:val="single" w:color="BFC7D1" w:sz="4"/>
+            </w:tcBorders>
+            <w:tcMar>
+              <w:top w:type="dxa" w:w="60"/>
+              <w:left w:type="dxa" w:w="90"/>
+              <w:bottom w:type="dxa" w:w="60"/>
+              <w:right w:type="dxa" w:w="90"/>
+            </w:tcMar>
+          </w:tcPr>
+          <w:p>
+            <w:pPr>
+              <w:spacing w:after="0" w:line="252"/>
+            </w:pPr>
+            <w:r>
+              <w:rPr>
+                <w:sz w:val="18"/>
+                <w:szCs w:val="18"/>
+              </w:rPr>
+              <w:t xml:space="preserve">PHP upload limits</w:t>
+            </w:r>
+          </w:p>
+        </w:tc>
+        <w:tc>
+          <w:tcPr>
+            <w:tcW w:type="dxa" w:w="5616"/>
+            <w:tcBorders>
+              <w:top w:val="single" w:color="BFC7D1" w:sz="4"/>
+              <w:left w:val="single" w:color="BFC7D1" w:sz="4"/>
+              <w:bottom w:val="single" w:color="BFC7D1" w:sz="4"/>
+              <w:right w:val="single" w:color="BFC7D1" w:sz="4"/>
+            </w:tcBorders>
+            <w:tcMar>
+              <w:top w:type="dxa" w:w="60"/>
+              <w:left w:type="dxa" w:w="90"/>
+              <w:bottom w:type="dxa" w:w="60"/>
+              <w:right w:type="dxa" w:w="90"/>
+            </w:tcMar>
+          </w:tcPr>
+          <w:p>
+            <w:pPr>
+              <w:spacing w:after="0" w:line="252"/>
+            </w:pPr>
+            <w:r>
+              <w:rPr>
+                <w:rFonts w:ascii="Consolas" w:cs="Consolas" w:eastAsia="Consolas" w:hAnsi="Consolas"/>
+                <w:sz w:val="18"/>
+                <w:szCs w:val="18"/>
+              </w:rPr>
+              <w:t xml:space="preserve">upload_max_filesize</w:t>
+            </w:r>
+            <w:r>
+              <w:rPr>
+                <w:sz w:val="18"/>
+                <w:szCs w:val="18"/>
+              </w:rPr>
+              <w:t xml:space="preserve"> and </w:t>
+            </w:r>
+            <w:r>
+              <w:rPr>
+                <w:rFonts w:ascii="Consolas" w:cs="Consolas" w:eastAsia="Consolas" w:hAnsi="Consolas"/>
+                <w:sz w:val="18"/>
+                <w:szCs w:val="18"/>
+              </w:rPr>
+              <w:t xml:space="preserve">post_max_size</w:t>
+            </w:r>
+            <w:r>
+              <w:rPr>
+                <w:sz w:val="18"/>
+                <w:szCs w:val="18"/>
+              </w:rPr>
+              <w:t xml:space="preserve"> in </w:t>
+            </w:r>
+            <w:r>
+              <w:rPr>
+                <w:rFonts w:ascii="Consolas" w:cs="Consolas" w:eastAsia="Consolas" w:hAnsi="Consolas"/>
+                <w:sz w:val="18"/>
+                <w:szCs w:val="18"/>
+              </w:rPr>
+              <w:t xml:space="preserve">php.ini</w:t>
+            </w:r>
+            <w:r>
+              <w:rPr>
+                <w:sz w:val="18"/>
+                <w:szCs w:val="18"/>
+              </w:rPr>
+              <w:t xml:space="preserve"> cap each uploaded file; raise them (for example to 512M) for large videos</w:t>
             </w:r>
           </w:p>
         </w:tc>
@@ -3959,6 +4061,137 @@
                 <w:szCs w:val="18"/>
               </w:rPr>
               <w:t xml:space="preserve">correct the system time</w:t>
+            </w:r>
+          </w:p>
+        </w:tc>
+      </w:tr>
+      <w:tr>
+        <w:trPr>
+          <w:cantSplit/>
+          <w:tblHeader w:val="false"/>
+        </w:trPr>
+        <w:tc>
+          <w:tcPr>
+            <w:tcW w:type="dxa" w:w="3120"/>
+            <w:tcBorders>
+              <w:top w:val="single" w:color="BFC7D1" w:sz="4"/>
+              <w:left w:val="single" w:color="BFC7D1" w:sz="4"/>
+              <w:bottom w:val="single" w:color="BFC7D1" w:sz="4"/>
+              <w:right w:val="single" w:color="BFC7D1" w:sz="4"/>
+            </w:tcBorders>
+            <w:tcMar>
+              <w:top w:type="dxa" w:w="60"/>
+              <w:left w:type="dxa" w:w="90"/>
+              <w:bottom w:type="dxa" w:w="60"/>
+              <w:right w:type="dxa" w:w="90"/>
+            </w:tcMar>
+          </w:tcPr>
+          <w:p>
+            <w:pPr>
+              <w:spacing w:after="0" w:line="252"/>
+            </w:pPr>
+            <w:r>
+              <w:rPr>
+                <w:sz w:val="18"/>
+                <w:szCs w:val="18"/>
+              </w:rPr>
+              <w:t xml:space="preserve">Uploads stop at a certain size</w:t>
+            </w:r>
+          </w:p>
+        </w:tc>
+        <w:tc>
+          <w:tcPr>
+            <w:tcW w:type="dxa" w:w="3120"/>
+            <w:tcBorders>
+              <w:top w:val="single" w:color="BFC7D1" w:sz="4"/>
+              <w:left w:val="single" w:color="BFC7D1" w:sz="4"/>
+              <w:bottom w:val="single" w:color="BFC7D1" w:sz="4"/>
+              <w:right w:val="single" w:color="BFC7D1" w:sz="4"/>
+            </w:tcBorders>
+            <w:tcMar>
+              <w:top w:type="dxa" w:w="60"/>
+              <w:left w:type="dxa" w:w="90"/>
+              <w:bottom w:type="dxa" w:w="60"/>
+              <w:right w:type="dxa" w:w="90"/>
+            </w:tcMar>
+          </w:tcPr>
+          <w:p>
+            <w:pPr>
+              <w:spacing w:after="0" w:line="252"/>
+            </w:pPr>
+            <w:r>
+              <w:rPr>
+                <w:sz w:val="18"/>
+                <w:szCs w:val="18"/>
+              </w:rPr>
+              <w:t xml:space="preserve">PHP's </w:t>
+            </w:r>
+            <w:r>
+              <w:rPr>
+                <w:rFonts w:ascii="Consolas" w:cs="Consolas" w:eastAsia="Consolas" w:hAnsi="Consolas"/>
+                <w:sz w:val="18"/>
+                <w:szCs w:val="18"/>
+              </w:rPr>
+              <w:t xml:space="preserve">upload_max_filesize</w:t>
+            </w:r>
+            <w:r>
+              <w:rPr>
+                <w:sz w:val="18"/>
+                <w:szCs w:val="18"/>
+              </w:rPr>
+              <w:t xml:space="preserve"> or </w:t>
+            </w:r>
+            <w:r>
+              <w:rPr>
+                <w:rFonts w:ascii="Consolas" w:cs="Consolas" w:eastAsia="Consolas" w:hAnsi="Consolas"/>
+                <w:sz w:val="18"/>
+                <w:szCs w:val="18"/>
+              </w:rPr>
+              <w:t xml:space="preserve">post_max_size</w:t>
+            </w:r>
+          </w:p>
+        </w:tc>
+        <w:tc>
+          <w:tcPr>
+            <w:tcW w:type="dxa" w:w="3120"/>
+            <w:tcBorders>
+              <w:top w:val="single" w:color="BFC7D1" w:sz="4"/>
+              <w:left w:val="single" w:color="BFC7D1" w:sz="4"/>
+              <w:bottom w:val="single" w:color="BFC7D1" w:sz="4"/>
+              <w:right w:val="single" w:color="BFC7D1" w:sz="4"/>
+            </w:tcBorders>
+            <w:tcMar>
+              <w:top w:type="dxa" w:w="60"/>
+              <w:left w:type="dxa" w:w="90"/>
+              <w:bottom w:type="dxa" w:w="60"/>
+              <w:right w:type="dxa" w:w="90"/>
+            </w:tcMar>
+          </w:tcPr>
+          <w:p>
+            <w:pPr>
+              <w:spacing w:after="0" w:line="252"/>
+            </w:pPr>
+            <w:r>
+              <w:rPr>
+                <w:sz w:val="18"/>
+                <w:szCs w:val="18"/>
+              </w:rPr>
+              <w:t xml:space="preserve">raise both in </w:t>
+            </w:r>
+            <w:r>
+              <w:rPr>
+                <w:rFonts w:ascii="Consolas" w:cs="Consolas" w:eastAsia="Consolas" w:hAnsi="Consolas"/>
+                <w:sz w:val="18"/>
+                <w:szCs w:val="18"/>
+              </w:rPr>
+              <w:t xml:space="preserve">php.ini</w:t>
+            </w:r>
+            <w:r>
+              <w:rPr>
+                <w:sz w:val="18"/>
+                <w:szCs w:val="18"/>
+              </w:rPr>
+              <w:t xml:space="preserve"> and reload PHP; the status page shows the current limit</w:t>
             </w:r>
           </w:p>
         </w:tc>

--- a/docs/MediaMarketplace-Studio-WordPress-Installation-Guide.docx
+++ b/docs/MediaMarketplace-Studio-WordPress-Installation-Guide.docx
@@ -203,7 +203,7 @@
           <w:sz w:val="21"/>
           <w:szCs w:val="21"/>
         </w:rPr>
-        <w:t xml:space="preserve">7. Shortcode reference</w:t>
+        <w:t xml:space="preserve">7. Block and shortcode reference</w:t>
       </w:r>
     </w:p>
     <w:p>
@@ -2154,17 +2154,17 @@
         <w:spacing w:after="60" w:line="276"/>
       </w:pPr>
       <w:r>
-        <w:t xml:space="preserve">Add a </w:t>
+        <w:t xml:space="preserve">Add the </w:t>
       </w:r>
       <w:r>
         <w:rPr>
           <w:b/>
           <w:bCs/>
         </w:rPr>
-        <w:t xml:space="preserve">Shortcode</w:t>
-      </w:r>
-      <w:r>
-        <w:t xml:space="preserve"> block containing </w:t>
+        <w:t xml:space="preserve">MediaMarketplace Showcase</w:t>
+      </w:r>
+      <w:r>
+        <w:t xml:space="preserve"> block (type </w:t>
       </w:r>
       <w:r>
         <w:rPr>
@@ -2172,10 +2172,10 @@
           <w:sz w:val="19"/>
           <w:szCs w:val="19"/>
         </w:rPr>
-        <w:t xml:space="preserve">[mms_showcase view="grid"]</w:t>
-      </w:r>
-      <w:r>
-        <w:t xml:space="preserve">.</w:t>
+        <w:t xml:space="preserve">/mediamarketplace</w:t>
+      </w:r>
+      <w:r>
+        <w:t xml:space="preserve"> in the editor). Choose grid or list and, optionally, a category in the block settings.</w:t>
       </w:r>
     </w:p>
     <w:p>
@@ -2188,18 +2188,17 @@
         <w:spacing w:after="60" w:line="276"/>
       </w:pPr>
       <w:r>
-        <w:t xml:space="preserve">Optionally add another Shortcode block with </w:t>
-      </w:r>
-      <w:r>
-        <w:rPr>
-          <w:rFonts w:ascii="Consolas" w:cs="Consolas" w:eastAsia="Consolas" w:hAnsi="Consolas"/>
-          <w:sz w:val="19"/>
-          <w:szCs w:val="19"/>
-        </w:rPr>
-        <w:t xml:space="preserve">[mms_signin label="My media"]</w:t>
-      </w:r>
-      <w:r>
-        <w:t xml:space="preserve">. It shows a link only to logged-in WordPress users and opens their store account with one click.</w:t>
+        <w:t xml:space="preserve">Optionally add the </w:t>
+      </w:r>
+      <w:r>
+        <w:rPr>
+          <w:b/>
+          <w:bCs/>
+        </w:rPr>
+        <w:t xml:space="preserve">MediaMarketplace My Media link</w:t>
+      </w:r>
+      <w:r>
+        <w:t xml:space="preserve"> block. It shows a link only to logged-in WordPress users and opens their store account with one click.</w:t>
       </w:r>
     </w:p>
     <w:p>
@@ -2213,6 +2212,36 @@
       </w:pPr>
       <w:r>
         <w:t xml:space="preserve">Publish the page.</w:t>
+      </w:r>
+    </w:p>
+    <w:p>
+      <w:pPr>
+        <w:spacing w:after="120" w:line="276"/>
+      </w:pPr>
+      <w:r>
+        <w:t xml:space="preserve">The classic editor and page builders use the shortcodes instead: </w:t>
+      </w:r>
+      <w:r>
+        <w:rPr>
+          <w:rFonts w:ascii="Consolas" w:cs="Consolas" w:eastAsia="Consolas" w:hAnsi="Consolas"/>
+          <w:sz w:val="19"/>
+          <w:szCs w:val="19"/>
+        </w:rPr>
+        <w:t xml:space="preserve">[mms_showcase view="grid"]</w:t>
+      </w:r>
+      <w:r>
+        <w:t xml:space="preserve"> and </w:t>
+      </w:r>
+      <w:r>
+        <w:rPr>
+          <w:rFonts w:ascii="Consolas" w:cs="Consolas" w:eastAsia="Consolas" w:hAnsi="Consolas"/>
+          <w:sz w:val="19"/>
+          <w:szCs w:val="19"/>
+        </w:rPr>
+        <w:t xml:space="preserve">[mms_signin label="My media"]</w:t>
+      </w:r>
+      <w:r>
+        <w:t xml:space="preserve"> in a Shortcode block.</w:t>
       </w:r>
     </w:p>
     <w:p>
@@ -2289,7 +2318,37 @@
         <w:spacing w:after="120" w:line="276"/>
       </w:pPr>
       <w:r>
-        <w:t xml:space="preserve">The store appears inside the page. Products, prices and layout come from the store; your theme's header, menu and fonts are untouched.</w:t>
+        <w:t xml:space="preserve">Widgets from the store's widget builder go on a page with the </w:t>
+      </w:r>
+      <w:r>
+        <w:rPr>
+          <w:b/>
+          <w:bCs/>
+        </w:rPr>
+        <w:t xml:space="preserve">MediaMarketplace Embed</w:t>
+      </w:r>
+      <w:r>
+        <w:t xml:space="preserve"> block: choose </w:t>
+      </w:r>
+      <w:r>
+        <w:rPr>
+          <w:i/>
+          <w:iCs/>
+        </w:rPr>
+        <w:t xml:space="preserve">Widget</w:t>
+      </w:r>
+      <w:r>
+        <w:t xml:space="preserve"> and paste the widget ID shown under </w:t>
+      </w:r>
+      <w:r>
+        <w:rPr>
+          <w:b/>
+          <w:bCs/>
+        </w:rPr>
+        <w:t xml:space="preserve">Widgets</w:t>
+      </w:r>
+      <w:r>
+        <w:t xml:space="preserve"> in the store admin.</w:t>
       </w:r>
     </w:p>
     <w:p>
@@ -2307,7 +2366,7 @@
       <w:r>
         <w:drawing>
           <wp:inline distT="0" distB="0" distL="0" distR="0">
-            <wp:extent cx="5943600" cy="3714750"/>
+            <wp:extent cx="5943600" cy="3762375"/>
             <wp:effectExtent t="0" r="0" b="0" l="0"/>
             <wp:docPr id="1" name="" descr="" title=""/>
             <wp:cNvGraphicFramePr>
@@ -2332,6 +2391,83 @@
                   <pic:spPr bwMode="auto">
                     <a:xfrm>
                       <a:off x="0" y="0"/>
+                      <a:ext cx="5943600" cy="3762375"/>
+                    </a:xfrm>
+                    <a:prstGeom prst="rect">
+                      <a:avLst/>
+                    </a:prstGeom>
+                  </pic:spPr>
+                </pic:pic>
+              </a:graphicData>
+            </a:graphic>
+          </wp:inline>
+        </w:drawing>
+      </w:r>
+    </w:p>
+    <w:p>
+      <w:pPr>
+        <w:spacing w:after="200"/>
+        <w:jc w:val="center"/>
+      </w:pPr>
+      <w:r>
+        <w:rPr>
+          <w:i/>
+          <w:iCs/>
+          <w:color w:val="5B6470"/>
+          <w:sz w:val="18"/>
+          <w:szCs w:val="18"/>
+        </w:rPr>
+        <w:t xml:space="preserve">The MediaMarketplace Embed block with a widget from the builder (mock-up editor, live widget)</w:t>
+      </w:r>
+    </w:p>
+    <w:p>
+      <w:pPr>
+        <w:spacing w:after="120" w:line="276"/>
+      </w:pPr>
+      <w:r>
+        <w:t xml:space="preserve">The store appears inside the page. Products, prices and layout come from the store; your theme's header, menu and fonts are untouched.</w:t>
+      </w:r>
+    </w:p>
+    <w:p>
+      <w:pPr>
+        <w:keepNext/>
+        <w:pBdr>
+          <w:top w:val="single" w:color="BFC7D1" w:sz="4"/>
+          <w:left w:val="single" w:color="BFC7D1" w:sz="4"/>
+          <w:bottom w:val="single" w:color="BFC7D1" w:sz="4"/>
+          <w:right w:val="single" w:color="BFC7D1" w:sz="4"/>
+        </w:pBdr>
+        <w:spacing w:after="60" w:before="120"/>
+        <w:jc w:val="center"/>
+      </w:pPr>
+      <w:r>
+        <w:drawing>
+          <wp:inline distT="0" distB="0" distL="0" distR="0">
+            <wp:extent cx="5943600" cy="3714750"/>
+            <wp:effectExtent t="0" r="0" b="0" l="0"/>
+            <wp:docPr id="1" name="" descr="" title=""/>
+            <wp:cNvGraphicFramePr>
+              <a:graphicFrameLocks xmlns:a="http://schemas.openxmlformats.org/drawingml/2006/main" noChangeAspect="1"/>
+            </wp:cNvGraphicFramePr>
+            <a:graphic xmlns:a="http://schemas.openxmlformats.org/drawingml/2006/main">
+              <a:graphicData uri="http://schemas.openxmlformats.org/drawingml/2006/picture">
+                <pic:pic xmlns:pic="http://schemas.openxmlformats.org/drawingml/2006/picture">
+                  <pic:nvPicPr>
+                    <pic:cNvPr id="0" name="" descr=""/>
+                    <pic:cNvPicPr>
+                      <a:picLocks noChangeAspect="1" noChangeArrowheads="1"/>
+                    </pic:cNvPicPr>
+                  </pic:nvPicPr>
+                  <pic:blipFill>
+                    <a:blip r:embed="rId18" cstate="none"/>
+                    <a:srcRect/>
+                    <a:stretch>
+                      <a:fillRect/>
+                    </a:stretch>
+                  </pic:blipFill>
+                  <pic:spPr bwMode="auto">
+                    <a:xfrm>
+                      <a:off x="0" y="0"/>
                       <a:ext cx="5943600" cy="3714750"/>
                     </a:xfrm>
                     <a:prstGeom prst="rect">
@@ -2481,8 +2617,415 @@
         <w:spacing w:after="120" w:before="360"/>
       </w:pPr>
       <w:r>
-        <w:t xml:space="preserve">7. Shortcode reference</w:t>
-      </w:r>
+        <w:t xml:space="preserve">7. Block and shortcode reference</w:t>
+      </w:r>
+    </w:p>
+    <w:tbl>
+      <w:tblPr>
+        <w:tblW w:type="dxa" w:w="9360"/>
+        <w:tblBorders>
+          <w:top w:val="single" w:color="auto" w:sz="4"/>
+          <w:left w:val="single" w:color="auto" w:sz="4"/>
+          <w:bottom w:val="single" w:color="auto" w:sz="4"/>
+          <w:right w:val="single" w:color="auto" w:sz="4"/>
+          <w:insideH w:val="single" w:color="auto" w:sz="4"/>
+          <w:insideV w:val="single" w:color="auto" w:sz="4"/>
+        </w:tblBorders>
+      </w:tblPr>
+      <w:tblGrid>
+        <w:gridCol w:w="2065"/>
+        <w:gridCol w:w="4129"/>
+        <w:gridCol w:w="3166"/>
+      </w:tblGrid>
+      <w:tr>
+        <w:trPr>
+          <w:cantSplit/>
+          <w:tblHeader/>
+        </w:trPr>
+        <w:tc>
+          <w:tcPr>
+            <w:tcW w:type="dxa" w:w="2065"/>
+            <w:tcBorders>
+              <w:top w:val="single" w:color="BFC7D1" w:sz="4"/>
+              <w:left w:val="single" w:color="BFC7D1" w:sz="4"/>
+              <w:bottom w:val="single" w:color="BFC7D1" w:sz="4"/>
+              <w:right w:val="single" w:color="BFC7D1" w:sz="4"/>
+            </w:tcBorders>
+            <w:shd w:fill="1F3A5F" w:color="auto" w:val="clear"/>
+            <w:tcMar>
+              <w:top w:type="dxa" w:w="60"/>
+              <w:left w:type="dxa" w:w="90"/>
+              <w:bottom w:type="dxa" w:w="60"/>
+              <w:right w:type="dxa" w:w="90"/>
+            </w:tcMar>
+          </w:tcPr>
+          <w:p>
+            <w:pPr>
+              <w:spacing w:after="0" w:line="252"/>
+            </w:pPr>
+            <w:r>
+              <w:rPr>
+                <w:b/>
+                <w:bCs/>
+                <w:color w:val="FFFFFF"/>
+                <w:sz w:val="18"/>
+                <w:szCs w:val="18"/>
+              </w:rPr>
+              <w:t xml:space="preserve">Block</w:t>
+            </w:r>
+          </w:p>
+        </w:tc>
+        <w:tc>
+          <w:tcPr>
+            <w:tcW w:type="dxa" w:w="4129"/>
+            <w:tcBorders>
+              <w:top w:val="single" w:color="BFC7D1" w:sz="4"/>
+              <w:left w:val="single" w:color="BFC7D1" w:sz="4"/>
+              <w:bottom w:val="single" w:color="BFC7D1" w:sz="4"/>
+              <w:right w:val="single" w:color="BFC7D1" w:sz="4"/>
+            </w:tcBorders>
+            <w:shd w:fill="1F3A5F" w:color="auto" w:val="clear"/>
+            <w:tcMar>
+              <w:top w:type="dxa" w:w="60"/>
+              <w:left w:type="dxa" w:w="90"/>
+              <w:bottom w:type="dxa" w:w="60"/>
+              <w:right w:type="dxa" w:w="90"/>
+            </w:tcMar>
+          </w:tcPr>
+          <w:p>
+            <w:pPr>
+              <w:spacing w:after="0" w:line="252"/>
+            </w:pPr>
+            <w:r>
+              <w:rPr>
+                <w:b/>
+                <w:bCs/>
+                <w:color w:val="FFFFFF"/>
+                <w:sz w:val="18"/>
+                <w:szCs w:val="18"/>
+              </w:rPr>
+              <w:t xml:space="preserve">What it shows</w:t>
+            </w:r>
+          </w:p>
+        </w:tc>
+        <w:tc>
+          <w:tcPr>
+            <w:tcW w:type="dxa" w:w="3166"/>
+            <w:tcBorders>
+              <w:top w:val="single" w:color="BFC7D1" w:sz="4"/>
+              <w:left w:val="single" w:color="BFC7D1" w:sz="4"/>
+              <w:bottom w:val="single" w:color="BFC7D1" w:sz="4"/>
+              <w:right w:val="single" w:color="BFC7D1" w:sz="4"/>
+            </w:tcBorders>
+            <w:shd w:fill="1F3A5F" w:color="auto" w:val="clear"/>
+            <w:tcMar>
+              <w:top w:type="dxa" w:w="60"/>
+              <w:left w:type="dxa" w:w="90"/>
+              <w:bottom w:type="dxa" w:w="60"/>
+              <w:right w:type="dxa" w:w="90"/>
+            </w:tcMar>
+          </w:tcPr>
+          <w:p>
+            <w:pPr>
+              <w:spacing w:after="0" w:line="252"/>
+            </w:pPr>
+            <w:r>
+              <w:rPr>
+                <w:b/>
+                <w:bCs/>
+                <w:color w:val="FFFFFF"/>
+                <w:sz w:val="18"/>
+                <w:szCs w:val="18"/>
+              </w:rPr>
+              <w:t xml:space="preserve">Settings</w:t>
+            </w:r>
+          </w:p>
+        </w:tc>
+      </w:tr>
+      <w:tr>
+        <w:trPr>
+          <w:cantSplit/>
+          <w:tblHeader w:val="false"/>
+        </w:trPr>
+        <w:tc>
+          <w:tcPr>
+            <w:tcW w:type="dxa" w:w="2065"/>
+            <w:tcBorders>
+              <w:top w:val="single" w:color="BFC7D1" w:sz="4"/>
+              <w:left w:val="single" w:color="BFC7D1" w:sz="4"/>
+              <w:bottom w:val="single" w:color="BFC7D1" w:sz="4"/>
+              <w:right w:val="single" w:color="BFC7D1" w:sz="4"/>
+            </w:tcBorders>
+            <w:tcMar>
+              <w:top w:type="dxa" w:w="60"/>
+              <w:left w:type="dxa" w:w="90"/>
+              <w:bottom w:type="dxa" w:w="60"/>
+              <w:right w:type="dxa" w:w="90"/>
+            </w:tcMar>
+          </w:tcPr>
+          <w:p>
+            <w:pPr>
+              <w:spacing w:after="0" w:line="252"/>
+            </w:pPr>
+            <w:r>
+              <w:rPr>
+                <w:sz w:val="18"/>
+                <w:szCs w:val="18"/>
+              </w:rPr>
+              <w:t xml:space="preserve">MediaMarketplace Showcase</w:t>
+            </w:r>
+          </w:p>
+        </w:tc>
+        <w:tc>
+          <w:tcPr>
+            <w:tcW w:type="dxa" w:w="4129"/>
+            <w:tcBorders>
+              <w:top w:val="single" w:color="BFC7D1" w:sz="4"/>
+              <w:left w:val="single" w:color="BFC7D1" w:sz="4"/>
+              <w:bottom w:val="single" w:color="BFC7D1" w:sz="4"/>
+              <w:right w:val="single" w:color="BFC7D1" w:sz="4"/>
+            </w:tcBorders>
+            <w:tcMar>
+              <w:top w:type="dxa" w:w="60"/>
+              <w:left w:type="dxa" w:w="90"/>
+              <w:bottom w:type="dxa" w:w="60"/>
+              <w:right w:type="dxa" w:w="90"/>
+            </w:tcMar>
+          </w:tcPr>
+          <w:p>
+            <w:pPr>
+              <w:spacing w:after="0" w:line="252"/>
+            </w:pPr>
+            <w:r>
+              <w:rPr>
+                <w:sz w:val="18"/>
+                <w:szCs w:val="18"/>
+              </w:rPr>
+              <w:t xml:space="preserve">the product showcase</w:t>
+            </w:r>
+          </w:p>
+        </w:tc>
+        <w:tc>
+          <w:tcPr>
+            <w:tcW w:type="dxa" w:w="3166"/>
+            <w:tcBorders>
+              <w:top w:val="single" w:color="BFC7D1" w:sz="4"/>
+              <w:left w:val="single" w:color="BFC7D1" w:sz="4"/>
+              <w:bottom w:val="single" w:color="BFC7D1" w:sz="4"/>
+              <w:right w:val="single" w:color="BFC7D1" w:sz="4"/>
+            </w:tcBorders>
+            <w:tcMar>
+              <w:top w:type="dxa" w:w="60"/>
+              <w:left w:type="dxa" w:w="90"/>
+              <w:bottom w:type="dxa" w:w="60"/>
+              <w:right w:type="dxa" w:w="90"/>
+            </w:tcMar>
+          </w:tcPr>
+          <w:p>
+            <w:pPr>
+              <w:spacing w:after="0" w:line="252"/>
+            </w:pPr>
+            <w:r>
+              <w:rPr>
+                <w:sz w:val="18"/>
+                <w:szCs w:val="18"/>
+              </w:rPr>
+              <w:t xml:space="preserve">view (grid or list), category</w:t>
+            </w:r>
+          </w:p>
+        </w:tc>
+      </w:tr>
+      <w:tr>
+        <w:trPr>
+          <w:cantSplit/>
+          <w:tblHeader w:val="false"/>
+        </w:trPr>
+        <w:tc>
+          <w:tcPr>
+            <w:tcW w:type="dxa" w:w="2065"/>
+            <w:tcBorders>
+              <w:top w:val="single" w:color="BFC7D1" w:sz="4"/>
+              <w:left w:val="single" w:color="BFC7D1" w:sz="4"/>
+              <w:bottom w:val="single" w:color="BFC7D1" w:sz="4"/>
+              <w:right w:val="single" w:color="BFC7D1" w:sz="4"/>
+            </w:tcBorders>
+            <w:tcMar>
+              <w:top w:type="dxa" w:w="60"/>
+              <w:left w:type="dxa" w:w="90"/>
+              <w:bottom w:type="dxa" w:w="60"/>
+              <w:right w:type="dxa" w:w="90"/>
+            </w:tcMar>
+          </w:tcPr>
+          <w:p>
+            <w:pPr>
+              <w:spacing w:after="0" w:line="252"/>
+            </w:pPr>
+            <w:r>
+              <w:rPr>
+                <w:sz w:val="18"/>
+                <w:szCs w:val="18"/>
+              </w:rPr>
+              <w:t xml:space="preserve">MediaMarketplace Embed</w:t>
+            </w:r>
+          </w:p>
+        </w:tc>
+        <w:tc>
+          <w:tcPr>
+            <w:tcW w:type="dxa" w:w="4129"/>
+            <w:tcBorders>
+              <w:top w:val="single" w:color="BFC7D1" w:sz="4"/>
+              <w:left w:val="single" w:color="BFC7D1" w:sz="4"/>
+              <w:bottom w:val="single" w:color="BFC7D1" w:sz="4"/>
+              <w:right w:val="single" w:color="BFC7D1" w:sz="4"/>
+            </w:tcBorders>
+            <w:tcMar>
+              <w:top w:type="dxa" w:w="60"/>
+              <w:left w:type="dxa" w:w="90"/>
+              <w:bottom w:type="dxa" w:w="60"/>
+              <w:right w:type="dxa" w:w="90"/>
+            </w:tcMar>
+          </w:tcPr>
+          <w:p>
+            <w:pPr>
+              <w:spacing w:after="0" w:line="252"/>
+            </w:pPr>
+            <w:r>
+              <w:rPr>
+                <w:sz w:val="18"/>
+                <w:szCs w:val="18"/>
+              </w:rPr>
+              <w:t xml:space="preserve">a widget from the builder, a product page, a player or the showcase</w:t>
+            </w:r>
+          </w:p>
+        </w:tc>
+        <w:tc>
+          <w:tcPr>
+            <w:tcW w:type="dxa" w:w="3166"/>
+            <w:tcBorders>
+              <w:top w:val="single" w:color="BFC7D1" w:sz="4"/>
+              <w:left w:val="single" w:color="BFC7D1" w:sz="4"/>
+              <w:bottom w:val="single" w:color="BFC7D1" w:sz="4"/>
+              <w:right w:val="single" w:color="BFC7D1" w:sz="4"/>
+            </w:tcBorders>
+            <w:tcMar>
+              <w:top w:type="dxa" w:w="60"/>
+              <w:left w:type="dxa" w:w="90"/>
+              <w:bottom w:type="dxa" w:w="60"/>
+              <w:right w:type="dxa" w:w="90"/>
+            </w:tcMar>
+          </w:tcPr>
+          <w:p>
+            <w:pPr>
+              <w:spacing w:after="0" w:line="252"/>
+            </w:pPr>
+            <w:r>
+              <w:rPr>
+                <w:sz w:val="18"/>
+                <w:szCs w:val="18"/>
+              </w:rPr>
+              <w:t xml:space="preserve">what to embed, widget ID or product slug, view</w:t>
+            </w:r>
+          </w:p>
+        </w:tc>
+      </w:tr>
+      <w:tr>
+        <w:trPr>
+          <w:cantSplit/>
+          <w:tblHeader w:val="false"/>
+        </w:trPr>
+        <w:tc>
+          <w:tcPr>
+            <w:tcW w:type="dxa" w:w="2065"/>
+            <w:tcBorders>
+              <w:top w:val="single" w:color="BFC7D1" w:sz="4"/>
+              <w:left w:val="single" w:color="BFC7D1" w:sz="4"/>
+              <w:bottom w:val="single" w:color="BFC7D1" w:sz="4"/>
+              <w:right w:val="single" w:color="BFC7D1" w:sz="4"/>
+            </w:tcBorders>
+            <w:tcMar>
+              <w:top w:type="dxa" w:w="60"/>
+              <w:left w:type="dxa" w:w="90"/>
+              <w:bottom w:type="dxa" w:w="60"/>
+              <w:right w:type="dxa" w:w="90"/>
+            </w:tcMar>
+          </w:tcPr>
+          <w:p>
+            <w:pPr>
+              <w:spacing w:after="0" w:line="252"/>
+            </w:pPr>
+            <w:r>
+              <w:rPr>
+                <w:sz w:val="18"/>
+                <w:szCs w:val="18"/>
+              </w:rPr>
+              <w:t xml:space="preserve">MediaMarketplace My Media link</w:t>
+            </w:r>
+          </w:p>
+        </w:tc>
+        <w:tc>
+          <w:tcPr>
+            <w:tcW w:type="dxa" w:w="4129"/>
+            <w:tcBorders>
+              <w:top w:val="single" w:color="BFC7D1" w:sz="4"/>
+              <w:left w:val="single" w:color="BFC7D1" w:sz="4"/>
+              <w:bottom w:val="single" w:color="BFC7D1" w:sz="4"/>
+              <w:right w:val="single" w:color="BFC7D1" w:sz="4"/>
+            </w:tcBorders>
+            <w:tcMar>
+              <w:top w:type="dxa" w:w="60"/>
+              <w:left w:type="dxa" w:w="90"/>
+              <w:bottom w:type="dxa" w:w="60"/>
+              <w:right w:type="dxa" w:w="90"/>
+            </w:tcMar>
+          </w:tcPr>
+          <w:p>
+            <w:pPr>
+              <w:spacing w:after="0" w:line="252"/>
+            </w:pPr>
+            <w:r>
+              <w:rPr>
+                <w:sz w:val="18"/>
+                <w:szCs w:val="18"/>
+              </w:rPr>
+              <w:t xml:space="preserve">one-click sign-in for logged-in users</w:t>
+            </w:r>
+          </w:p>
+        </w:tc>
+        <w:tc>
+          <w:tcPr>
+            <w:tcW w:type="dxa" w:w="3166"/>
+            <w:tcBorders>
+              <w:top w:val="single" w:color="BFC7D1" w:sz="4"/>
+              <w:left w:val="single" w:color="BFC7D1" w:sz="4"/>
+              <w:bottom w:val="single" w:color="BFC7D1" w:sz="4"/>
+              <w:right w:val="single" w:color="BFC7D1" w:sz="4"/>
+            </w:tcBorders>
+            <w:tcMar>
+              <w:top w:type="dxa" w:w="60"/>
+              <w:left w:type="dxa" w:w="90"/>
+              <w:bottom w:type="dxa" w:w="60"/>
+              <w:right w:type="dxa" w:w="90"/>
+            </w:tcMar>
+          </w:tcPr>
+          <w:p>
+            <w:pPr>
+              <w:spacing w:after="0" w:line="252"/>
+            </w:pPr>
+            <w:r>
+              <w:rPr>
+                <w:sz w:val="18"/>
+                <w:szCs w:val="18"/>
+              </w:rPr>
+              <w:t xml:space="preserve">link text, store page to open</w:t>
+            </w:r>
+          </w:p>
+        </w:tc>
+      </w:tr>
+    </w:tbl>
+    <w:p>
+      <w:pPr>
+        <w:spacing w:after="120"/>
+      </w:pPr>
     </w:p>
     <w:tbl>
       <w:tblPr>

--- a/docs/MediaMarketplace-Studio-WordPress-Installation-Guide.docx
+++ b/docs/MediaMarketplace-Studio-WordPress-Installation-Guide.docx
@@ -188,7 +188,7 @@
           <w:sz w:val="21"/>
           <w:szCs w:val="21"/>
         </w:rPr>
-        <w:t xml:space="preserve">6. Where the data lives</w:t>
+        <w:t xml:space="preserve">6. Set up payments</w:t>
       </w:r>
     </w:p>
     <w:p>
@@ -203,7 +203,7 @@
           <w:sz w:val="21"/>
           <w:szCs w:val="21"/>
         </w:rPr>
-        <w:t xml:space="preserve">7. Block and shortcode reference</w:t>
+        <w:t xml:space="preserve">7. Where the data lives</w:t>
       </w:r>
     </w:p>
     <w:p>
@@ -218,7 +218,7 @@
           <w:sz w:val="21"/>
           <w:szCs w:val="21"/>
         </w:rPr>
-        <w:t xml:space="preserve">8. Updating, deactivating, removing</w:t>
+        <w:t xml:space="preserve">8. Block and shortcode reference</w:t>
       </w:r>
     </w:p>
     <w:p>
@@ -233,7 +233,22 @@
           <w:sz w:val="21"/>
           <w:szCs w:val="21"/>
         </w:rPr>
-        <w:t xml:space="preserve">9. Troubleshooting</w:t>
+        <w:t xml:space="preserve">9. Updating, deactivating, removing</w:t>
+      </w:r>
+    </w:p>
+    <w:p>
+      <w:pPr>
+        <w:spacing w:after="30"/>
+        <w:ind w:left="0"/>
+      </w:pPr>
+      <w:r>
+        <w:rPr>
+          <w:b/>
+          <w:bCs/>
+          <w:sz w:val="21"/>
+          <w:szCs w:val="21"/>
+        </w:rPr>
+        <w:t xml:space="preserve">10. Troubleshooting</w:t>
       </w:r>
     </w:p>
     <w:p>
@@ -2505,7 +2520,7 @@
         <w:spacing w:after="120" w:before="360"/>
       </w:pPr>
       <w:r>
-        <w:t xml:space="preserve">6. Where the data lives</w:t>
+        <w:t xml:space="preserve">6. Set up payments</w:t>
       </w:r>
     </w:p>
     <w:p>
@@ -2513,7 +2528,27 @@
         <w:spacing w:after="120" w:line="276"/>
       </w:pPr>
       <w:r>
-        <w:t xml:space="preserve">The plugin chooses a data folder on activation:</w:t>
+        <w:t xml:space="preserve">Open the store admin (</w:t>
+      </w:r>
+      <w:r>
+        <w:rPr>
+          <w:b/>
+          <w:bCs/>
+        </w:rPr>
+        <w:t xml:space="preserve">MediaMarketplace → Open store admin</w:t>
+      </w:r>
+      <w:r>
+        <w:t xml:space="preserve">) and go to </w:t>
+      </w:r>
+      <w:r>
+        <w:rPr>
+          <w:b/>
+          <w:bCs/>
+        </w:rPr>
+        <w:t xml:space="preserve">Settings → Payments</w:t>
+      </w:r>
+      <w:r>
+        <w:t xml:space="preserve">.</w:t>
       </w:r>
     </w:p>
     <w:p>
@@ -2527,14 +2562,64 @@
       </w:pPr>
       <w:r>
         <w:rPr>
+          <w:b/>
+          <w:bCs/>
+        </w:rPr>
+        <w:t xml:space="preserve">Stripe</w:t>
+      </w:r>
+      <w:r>
+        <w:t xml:space="preserve">: paste the secret key. In the Stripe dashboard add a webhook endpoint for </w:t>
+      </w:r>
+      <w:r>
+        <w:rPr>
           <w:rFonts w:ascii="Consolas" w:cs="Consolas" w:eastAsia="Consolas" w:hAnsi="Consolas"/>
           <w:sz w:val="19"/>
           <w:szCs w:val="19"/>
         </w:rPr>
-        <w:t xml:space="preserve">mms-data</w:t>
-      </w:r>
-      <w:r>
-        <w:t xml:space="preserve"> next to the WordPress root folder when that location is writable (outside the web root, the best choice), otherwise</w:t>
+        <w:t xml:space="preserve">https://your-site/mms/webhooks/stripe</w:t>
+      </w:r>
+      <w:r>
+        <w:t xml:space="preserve"> with the events </w:t>
+      </w:r>
+      <w:r>
+        <w:rPr>
+          <w:i/>
+          <w:iCs/>
+        </w:rPr>
+        <w:t xml:space="preserve">checkout.session.completed</w:t>
+      </w:r>
+      <w:r>
+        <w:t xml:space="preserve">, </w:t>
+      </w:r>
+      <w:r>
+        <w:rPr>
+          <w:i/>
+          <w:iCs/>
+        </w:rPr>
+        <w:t xml:space="preserve">charge.refunded</w:t>
+      </w:r>
+      <w:r>
+        <w:t xml:space="preserve">, </w:t>
+      </w:r>
+      <w:r>
+        <w:rPr>
+          <w:i/>
+          <w:iCs/>
+        </w:rPr>
+        <w:t xml:space="preserve">invoice.paid</w:t>
+      </w:r>
+      <w:r>
+        <w:t xml:space="preserve"> and </w:t>
+      </w:r>
+      <w:r>
+        <w:rPr>
+          <w:i/>
+          <w:iCs/>
+        </w:rPr>
+        <w:t xml:space="preserve">customer.subscription.deleted</w:t>
+      </w:r>
+      <w:r>
+        <w:t xml:space="preserve">, and paste its signing secret.</w:t>
       </w:r>
     </w:p>
     <w:p>
@@ -2548,65 +2633,128 @@
       </w:pPr>
       <w:r>
         <w:rPr>
+          <w:b/>
+          <w:bCs/>
+        </w:rPr>
+        <w:t xml:space="preserve">PayPal</w:t>
+      </w:r>
+      <w:r>
+        <w:t xml:space="preserve">: paste the client ID and secret of a PayPal app; add a webhook for </w:t>
+      </w:r>
+      <w:r>
+        <w:rPr>
           <w:rFonts w:ascii="Consolas" w:cs="Consolas" w:eastAsia="Consolas" w:hAnsi="Consolas"/>
           <w:sz w:val="19"/>
           <w:szCs w:val="19"/>
         </w:rPr>
-        <w:t xml:space="preserve">wp-content/uploads/mms-data</w:t>
-      </w:r>
-      <w:r>
-        <w:t xml:space="preserve">, protected by an </w:t>
-      </w:r>
-      <w:r>
-        <w:rPr>
-          <w:rFonts w:ascii="Consolas" w:cs="Consolas" w:eastAsia="Consolas" w:hAnsi="Consolas"/>
-          <w:sz w:val="19"/>
-          <w:szCs w:val="19"/>
-        </w:rPr>
-        <w:t xml:space="preserve">.htaccess</w:t>
-      </w:r>
-      <w:r>
-        <w:t xml:space="preserve"> file and an empty </w:t>
-      </w:r>
-      <w:r>
-        <w:rPr>
-          <w:rFonts w:ascii="Consolas" w:cs="Consolas" w:eastAsia="Consolas" w:hAnsi="Consolas"/>
-          <w:sz w:val="19"/>
-          <w:szCs w:val="19"/>
-        </w:rPr>
-        <w:t xml:space="preserve">index.html</w:t>
-      </w:r>
-      <w:r>
-        <w:t xml:space="preserve">.</w:t>
-      </w:r>
-    </w:p>
-    <w:p>
-      <w:pPr>
-        <w:spacing w:after="120" w:line="276"/>
-      </w:pPr>
-      <w:r>
-        <w:t xml:space="preserve">The folder holds the store database (</w:t>
-      </w:r>
-      <w:r>
-        <w:rPr>
-          <w:rFonts w:ascii="Consolas" w:cs="Consolas" w:eastAsia="Consolas" w:hAnsi="Consolas"/>
-          <w:sz w:val="19"/>
-          <w:szCs w:val="19"/>
-        </w:rPr>
-        <w:t xml:space="preserve">mms.sqlite</w:t>
-      </w:r>
-      <w:r>
-        <w:t xml:space="preserve">), the media files, the server configuration and the log. </w:t>
+        <w:t xml:space="preserve">https://your-site/mms/webhooks/paypal</w:t>
+      </w:r>
+      <w:r>
+        <w:t xml:space="preserve"> (</w:t>
+      </w:r>
+      <w:r>
+        <w:rPr>
+          <w:i/>
+          <w:iCs/>
+        </w:rPr>
+        <w:t xml:space="preserve">PAYMENT.CAPTURE.COMPLETED</w:t>
+      </w:r>
+      <w:r>
+        <w:t xml:space="preserve">, </w:t>
+      </w:r>
+      <w:r>
+        <w:rPr>
+          <w:i/>
+          <w:iCs/>
+        </w:rPr>
+        <w:t xml:space="preserve">PAYMENT.CAPTURE.REFUNDED</w:t>
+      </w:r>
+      <w:r>
+        <w:t xml:space="preserve">) and paste its webhook ID. Switch </w:t>
+      </w:r>
+      <w:r>
+        <w:rPr>
+          <w:i/>
+          <w:iCs/>
+        </w:rPr>
+        <w:t xml:space="preserve">PayPal sandbox</w:t>
+      </w:r>
+      <w:r>
+        <w:t xml:space="preserve"> off for live use.</w:t>
+      </w:r>
+    </w:p>
+    <w:p>
+      <w:pPr>
+        <w:pStyle w:val="ListParagraph"/>
+        <w:numPr>
+          <w:ilvl w:val="0"/>
+          <w:numId w:val="5"/>
+        </w:numPr>
+        <w:spacing w:after="60" w:line="276"/>
+      </w:pPr>
+      <w:r>
+        <w:t xml:space="preserve">Set </w:t>
       </w:r>
       <w:r>
         <w:rPr>
           <w:b/>
           <w:bCs/>
         </w:rPr>
-        <w:t xml:space="preserve">Back it up</w:t>
-      </w:r>
-      <w:r>
-        <w:t xml:space="preserve"> together with your normal WordPress backup. The plugin never adds tables to the WordPress database.</w:t>
+        <w:t xml:space="preserve">Test payments</w:t>
+      </w:r>
+      <w:r>
+        <w:t xml:space="preserve"> to </w:t>
+      </w:r>
+      <w:r>
+        <w:rPr>
+          <w:i/>
+          <w:iCs/>
+        </w:rPr>
+        <w:t xml:space="preserve">No</w:t>
+      </w:r>
+      <w:r>
+        <w:t xml:space="preserve"> before selling. While it is on, checkout offers a test method that completes without charging, which is the right way to try the store.</w:t>
+      </w:r>
+    </w:p>
+    <w:p>
+      <w:pPr>
+        <w:pStyle w:val="ListParagraph"/>
+        <w:numPr>
+          <w:ilvl w:val="0"/>
+          <w:numId w:val="5"/>
+        </w:numPr>
+        <w:spacing w:after="60" w:line="276"/>
+      </w:pPr>
+      <w:r>
+        <w:t xml:space="preserve">Under </w:t>
+      </w:r>
+      <w:r>
+        <w:rPr>
+          <w:b/>
+          <w:bCs/>
+        </w:rPr>
+        <w:t xml:space="preserve">Settings → Store</w:t>
+      </w:r>
+      <w:r>
+        <w:t xml:space="preserve"> set the currency, the receipt prefix and the receipt footer (address, VAT number).</w:t>
+      </w:r>
+    </w:p>
+    <w:p>
+      <w:pPr>
+        <w:spacing w:after="120" w:line="276"/>
+      </w:pPr>
+      <w:r>
+        <w:t xml:space="preserve">Tax rates and coupons live under </w:t>
+      </w:r>
+      <w:r>
+        <w:rPr>
+          <w:b/>
+          <w:bCs/>
+        </w:rPr>
+        <w:t xml:space="preserve">Orders → Coupons and tax</w:t>
+      </w:r>
+      <w:r>
+        <w:t xml:space="preserve"> in the store admin.</w:t>
       </w:r>
     </w:p>
     <w:p>
@@ -2617,7 +2765,119 @@
         <w:spacing w:after="120" w:before="360"/>
       </w:pPr>
       <w:r>
-        <w:t xml:space="preserve">7. Block and shortcode reference</w:t>
+        <w:t xml:space="preserve">7. Where the data lives</w:t>
+      </w:r>
+    </w:p>
+    <w:p>
+      <w:pPr>
+        <w:spacing w:after="120" w:line="276"/>
+      </w:pPr>
+      <w:r>
+        <w:t xml:space="preserve">The plugin chooses a data folder on activation:</w:t>
+      </w:r>
+    </w:p>
+    <w:p>
+      <w:pPr>
+        <w:pStyle w:val="ListParagraph"/>
+        <w:numPr>
+          <w:ilvl w:val="0"/>
+          <w:numId w:val="6"/>
+        </w:numPr>
+        <w:spacing w:after="60" w:line="276"/>
+      </w:pPr>
+      <w:r>
+        <w:rPr>
+          <w:rFonts w:ascii="Consolas" w:cs="Consolas" w:eastAsia="Consolas" w:hAnsi="Consolas"/>
+          <w:sz w:val="19"/>
+          <w:szCs w:val="19"/>
+        </w:rPr>
+        <w:t xml:space="preserve">mms-data</w:t>
+      </w:r>
+      <w:r>
+        <w:t xml:space="preserve"> next to the WordPress root folder when that location is writable (outside the web root, the best choice), otherwise</w:t>
+      </w:r>
+    </w:p>
+    <w:p>
+      <w:pPr>
+        <w:pStyle w:val="ListParagraph"/>
+        <w:numPr>
+          <w:ilvl w:val="0"/>
+          <w:numId w:val="6"/>
+        </w:numPr>
+        <w:spacing w:after="60" w:line="276"/>
+      </w:pPr>
+      <w:r>
+        <w:rPr>
+          <w:rFonts w:ascii="Consolas" w:cs="Consolas" w:eastAsia="Consolas" w:hAnsi="Consolas"/>
+          <w:sz w:val="19"/>
+          <w:szCs w:val="19"/>
+        </w:rPr>
+        <w:t xml:space="preserve">wp-content/uploads/mms-data</w:t>
+      </w:r>
+      <w:r>
+        <w:t xml:space="preserve">, protected by an </w:t>
+      </w:r>
+      <w:r>
+        <w:rPr>
+          <w:rFonts w:ascii="Consolas" w:cs="Consolas" w:eastAsia="Consolas" w:hAnsi="Consolas"/>
+          <w:sz w:val="19"/>
+          <w:szCs w:val="19"/>
+        </w:rPr>
+        <w:t xml:space="preserve">.htaccess</w:t>
+      </w:r>
+      <w:r>
+        <w:t xml:space="preserve"> file and an empty </w:t>
+      </w:r>
+      <w:r>
+        <w:rPr>
+          <w:rFonts w:ascii="Consolas" w:cs="Consolas" w:eastAsia="Consolas" w:hAnsi="Consolas"/>
+          <w:sz w:val="19"/>
+          <w:szCs w:val="19"/>
+        </w:rPr>
+        <w:t xml:space="preserve">index.html</w:t>
+      </w:r>
+      <w:r>
+        <w:t xml:space="preserve">.</w:t>
+      </w:r>
+    </w:p>
+    <w:p>
+      <w:pPr>
+        <w:spacing w:after="120" w:line="276"/>
+      </w:pPr>
+      <w:r>
+        <w:t xml:space="preserve">The folder holds the store database (</w:t>
+      </w:r>
+      <w:r>
+        <w:rPr>
+          <w:rFonts w:ascii="Consolas" w:cs="Consolas" w:eastAsia="Consolas" w:hAnsi="Consolas"/>
+          <w:sz w:val="19"/>
+          <w:szCs w:val="19"/>
+        </w:rPr>
+        <w:t xml:space="preserve">mms.sqlite</w:t>
+      </w:r>
+      <w:r>
+        <w:t xml:space="preserve">), the media files, the server configuration and the log. </w:t>
+      </w:r>
+      <w:r>
+        <w:rPr>
+          <w:b/>
+          <w:bCs/>
+        </w:rPr>
+        <w:t xml:space="preserve">Back it up</w:t>
+      </w:r>
+      <w:r>
+        <w:t xml:space="preserve"> together with your normal WordPress backup. The plugin never adds tables to the WordPress database.</w:t>
+      </w:r>
+    </w:p>
+    <w:p>
+      <w:pPr>
+        <w:pStyle w:val="Heading1"/>
+        <w:keepNext/>
+        <w:pageBreakBefore/>
+        <w:spacing w:after="120" w:before="360"/>
+      </w:pPr>
+      <w:r>
+        <w:t xml:space="preserve">8. Block and shortcode reference</w:t>
       </w:r>
     </w:p>
     <w:tbl>
@@ -2633,9 +2893,9 @@
         </w:tblBorders>
       </w:tblPr>
       <w:tblGrid>
-        <w:gridCol w:w="2065"/>
-        <w:gridCol w:w="4129"/>
-        <w:gridCol w:w="3166"/>
+        <w:gridCol w:w="1937"/>
+        <w:gridCol w:w="3873"/>
+        <w:gridCol w:w="3550"/>
       </w:tblGrid>
       <w:tr>
         <w:trPr>
@@ -2644,7 +2904,7 @@
         </w:trPr>
         <w:tc>
           <w:tcPr>
-            <w:tcW w:type="dxa" w:w="2065"/>
+            <w:tcW w:type="dxa" w:w="1937"/>
             <w:tcBorders>
               <w:top w:val="single" w:color="BFC7D1" w:sz="4"/>
               <w:left w:val="single" w:color="BFC7D1" w:sz="4"/>
@@ -2677,7 +2937,7 @@
         </w:tc>
         <w:tc>
           <w:tcPr>
-            <w:tcW w:type="dxa" w:w="4129"/>
+            <w:tcW w:type="dxa" w:w="3873"/>
             <w:tcBorders>
               <w:top w:val="single" w:color="BFC7D1" w:sz="4"/>
               <w:left w:val="single" w:color="BFC7D1" w:sz="4"/>
@@ -2710,7 +2970,7 @@
         </w:tc>
         <w:tc>
           <w:tcPr>
-            <w:tcW w:type="dxa" w:w="3166"/>
+            <w:tcW w:type="dxa" w:w="3550"/>
             <w:tcBorders>
               <w:top w:val="single" w:color="BFC7D1" w:sz="4"/>
               <w:left w:val="single" w:color="BFC7D1" w:sz="4"/>
@@ -2749,7 +3009,7 @@
         </w:trPr>
         <w:tc>
           <w:tcPr>
-            <w:tcW w:type="dxa" w:w="2065"/>
+            <w:tcW w:type="dxa" w:w="1937"/>
             <w:tcBorders>
               <w:top w:val="single" w:color="BFC7D1" w:sz="4"/>
               <w:left w:val="single" w:color="BFC7D1" w:sz="4"/>
@@ -2778,7 +3038,7 @@
         </w:tc>
         <w:tc>
           <w:tcPr>
-            <w:tcW w:type="dxa" w:w="4129"/>
+            <w:tcW w:type="dxa" w:w="3873"/>
             <w:tcBorders>
               <w:top w:val="single" w:color="BFC7D1" w:sz="4"/>
               <w:left w:val="single" w:color="BFC7D1" w:sz="4"/>
@@ -2807,7 +3067,7 @@
         </w:tc>
         <w:tc>
           <w:tcPr>
-            <w:tcW w:type="dxa" w:w="3166"/>
+            <w:tcW w:type="dxa" w:w="3550"/>
             <w:tcBorders>
               <w:top w:val="single" w:color="BFC7D1" w:sz="4"/>
               <w:left w:val="single" w:color="BFC7D1" w:sz="4"/>
@@ -2842,7 +3102,7 @@
         </w:trPr>
         <w:tc>
           <w:tcPr>
-            <w:tcW w:type="dxa" w:w="2065"/>
+            <w:tcW w:type="dxa" w:w="1937"/>
             <w:tcBorders>
               <w:top w:val="single" w:color="BFC7D1" w:sz="4"/>
               <w:left w:val="single" w:color="BFC7D1" w:sz="4"/>
@@ -2871,59 +3131,59 @@
         </w:tc>
         <w:tc>
           <w:tcPr>
-            <w:tcW w:type="dxa" w:w="4129"/>
-            <w:tcBorders>
-              <w:top w:val="single" w:color="BFC7D1" w:sz="4"/>
-              <w:left w:val="single" w:color="BFC7D1" w:sz="4"/>
-              <w:bottom w:val="single" w:color="BFC7D1" w:sz="4"/>
-              <w:right w:val="single" w:color="BFC7D1" w:sz="4"/>
-            </w:tcBorders>
-            <w:tcMar>
-              <w:top w:type="dxa" w:w="60"/>
-              <w:left w:type="dxa" w:w="90"/>
-              <w:bottom w:type="dxa" w:w="60"/>
-              <w:right w:type="dxa" w:w="90"/>
-            </w:tcMar>
-          </w:tcPr>
-          <w:p>
-            <w:pPr>
-              <w:spacing w:after="0" w:line="252"/>
-            </w:pPr>
-            <w:r>
-              <w:rPr>
-                <w:sz w:val="18"/>
-                <w:szCs w:val="18"/>
-              </w:rPr>
-              <w:t xml:space="preserve">a widget from the builder, a product page, a player or the showcase</w:t>
-            </w:r>
-          </w:p>
-        </w:tc>
-        <w:tc>
-          <w:tcPr>
-            <w:tcW w:type="dxa" w:w="3166"/>
-            <w:tcBorders>
-              <w:top w:val="single" w:color="BFC7D1" w:sz="4"/>
-              <w:left w:val="single" w:color="BFC7D1" w:sz="4"/>
-              <w:bottom w:val="single" w:color="BFC7D1" w:sz="4"/>
-              <w:right w:val="single" w:color="BFC7D1" w:sz="4"/>
-            </w:tcBorders>
-            <w:tcMar>
-              <w:top w:type="dxa" w:w="60"/>
-              <w:left w:type="dxa" w:w="90"/>
-              <w:bottom w:type="dxa" w:w="60"/>
-              <w:right w:type="dxa" w:w="90"/>
-            </w:tcMar>
-          </w:tcPr>
-          <w:p>
-            <w:pPr>
-              <w:spacing w:after="0" w:line="252"/>
-            </w:pPr>
-            <w:r>
-              <w:rPr>
-                <w:sz w:val="18"/>
-                <w:szCs w:val="18"/>
-              </w:rPr>
-              <w:t xml:space="preserve">what to embed, widget ID or product slug, view</w:t>
+            <w:tcW w:type="dxa" w:w="3873"/>
+            <w:tcBorders>
+              <w:top w:val="single" w:color="BFC7D1" w:sz="4"/>
+              <w:left w:val="single" w:color="BFC7D1" w:sz="4"/>
+              <w:bottom w:val="single" w:color="BFC7D1" w:sz="4"/>
+              <w:right w:val="single" w:color="BFC7D1" w:sz="4"/>
+            </w:tcBorders>
+            <w:tcMar>
+              <w:top w:type="dxa" w:w="60"/>
+              <w:left w:type="dxa" w:w="90"/>
+              <w:bottom w:type="dxa" w:w="60"/>
+              <w:right w:type="dxa" w:w="90"/>
+            </w:tcMar>
+          </w:tcPr>
+          <w:p>
+            <w:pPr>
+              <w:spacing w:after="0" w:line="252"/>
+            </w:pPr>
+            <w:r>
+              <w:rPr>
+                <w:sz w:val="18"/>
+                <w:szCs w:val="18"/>
+              </w:rPr>
+              <w:t xml:space="preserve">a widget from the builder, a product page, a player, a private page, the cart, site passes for sale or the showcase</w:t>
+            </w:r>
+          </w:p>
+        </w:tc>
+        <w:tc>
+          <w:tcPr>
+            <w:tcW w:type="dxa" w:w="3550"/>
+            <w:tcBorders>
+              <w:top w:val="single" w:color="BFC7D1" w:sz="4"/>
+              <w:left w:val="single" w:color="BFC7D1" w:sz="4"/>
+              <w:bottom w:val="single" w:color="BFC7D1" w:sz="4"/>
+              <w:right w:val="single" w:color="BFC7D1" w:sz="4"/>
+            </w:tcBorders>
+            <w:tcMar>
+              <w:top w:type="dxa" w:w="60"/>
+              <w:left w:type="dxa" w:w="90"/>
+              <w:bottom w:type="dxa" w:w="60"/>
+              <w:right w:type="dxa" w:w="90"/>
+            </w:tcMar>
+          </w:tcPr>
+          <w:p>
+            <w:pPr>
+              <w:spacing w:after="0" w:line="252"/>
+            </w:pPr>
+            <w:r>
+              <w:rPr>
+                <w:sz w:val="18"/>
+                <w:szCs w:val="18"/>
+              </w:rPr>
+              <w:t xml:space="preserve">what to embed, widget ID / page ID / product slug, view</w:t>
             </w:r>
           </w:p>
         </w:tc>
@@ -2935,7 +3195,7 @@
         </w:trPr>
         <w:tc>
           <w:tcPr>
-            <w:tcW w:type="dxa" w:w="2065"/>
+            <w:tcW w:type="dxa" w:w="1937"/>
             <w:tcBorders>
               <w:top w:val="single" w:color="BFC7D1" w:sz="4"/>
               <w:left w:val="single" w:color="BFC7D1" w:sz="4"/>
@@ -2964,7 +3224,7 @@
         </w:tc>
         <w:tc>
           <w:tcPr>
-            <w:tcW w:type="dxa" w:w="4129"/>
+            <w:tcW w:type="dxa" w:w="3873"/>
             <w:tcBorders>
               <w:top w:val="single" w:color="BFC7D1" w:sz="4"/>
               <w:left w:val="single" w:color="BFC7D1" w:sz="4"/>
@@ -2993,7 +3253,7 @@
         </w:tc>
         <w:tc>
           <w:tcPr>
-            <w:tcW w:type="dxa" w:w="3166"/>
+            <w:tcW w:type="dxa" w:w="3550"/>
             <w:tcBorders>
               <w:top w:val="single" w:color="BFC7D1" w:sz="4"/>
               <w:left w:val="single" w:color="BFC7D1" w:sz="4"/>
@@ -3394,6 +3654,21 @@
                 <w:sz w:val="18"/>
                 <w:szCs w:val="18"/>
               </w:rPr>
+              <w:t xml:space="preserve">product</w:t>
+            </w:r>
+            <w:r>
+              <w:rPr>
+                <w:sz w:val="18"/>
+                <w:szCs w:val="18"/>
+              </w:rPr>
+              <w:t xml:space="preserve">, </w:t>
+            </w:r>
+            <w:r>
+              <w:rPr>
+                <w:rFonts w:ascii="Consolas" w:cs="Consolas" w:eastAsia="Consolas" w:hAnsi="Consolas"/>
+                <w:sz w:val="18"/>
+                <w:szCs w:val="18"/>
+              </w:rPr>
               <w:t xml:space="preserve">player</w:t>
             </w:r>
             <w:r>
@@ -3409,6 +3684,21 @@
                 <w:sz w:val="18"/>
                 <w:szCs w:val="18"/>
               </w:rPr>
+              <w:t xml:space="preserve">page</w:t>
+            </w:r>
+            <w:r>
+              <w:rPr>
+                <w:sz w:val="18"/>
+                <w:szCs w:val="18"/>
+              </w:rPr>
+              <w:t xml:space="preserve">, </w:t>
+            </w:r>
+            <w:r>
+              <w:rPr>
+                <w:rFonts w:ascii="Consolas" w:cs="Consolas" w:eastAsia="Consolas" w:hAnsi="Consolas"/>
+                <w:sz w:val="18"/>
+                <w:szCs w:val="18"/>
+              </w:rPr>
               <w:t xml:space="preserve">cart</w:t>
             </w:r>
             <w:r>
@@ -3425,21 +3715,6 @@
                 <w:szCs w:val="18"/>
               </w:rPr>
               <w:t xml:space="preserve">sitepass</w:t>
-            </w:r>
-            <w:r>
-              <w:rPr>
-                <w:sz w:val="18"/>
-                <w:szCs w:val="18"/>
-              </w:rPr>
-              <w:t xml:space="preserve">, </w:t>
-            </w:r>
-            <w:r>
-              <w:rPr>
-                <w:rFonts w:ascii="Consolas" w:cs="Consolas" w:eastAsia="Consolas" w:hAnsi="Consolas"/>
-                <w:sz w:val="18"/>
-                <w:szCs w:val="18"/>
-              </w:rPr>
-              <w:t xml:space="preserve">page</w:t>
             </w:r>
             <w:r>
               <w:rPr>
@@ -3620,7 +3895,7 @@
         <w:spacing w:after="120" w:before="360"/>
       </w:pPr>
       <w:r>
-        <w:t xml:space="preserve">8. Updating, deactivating, removing</w:t>
+        <w:t xml:space="preserve">9. Updating, deactivating, removing</w:t>
       </w:r>
     </w:p>
     <w:p>
@@ -3628,7 +3903,7 @@
         <w:pStyle w:val="ListParagraph"/>
         <w:numPr>
           <w:ilvl w:val="0"/>
-          <w:numId w:val="5"/>
+          <w:numId w:val="6"/>
         </w:numPr>
         <w:spacing w:after="60" w:line="276"/>
       </w:pPr>
@@ -3648,7 +3923,7 @@
         <w:pStyle w:val="ListParagraph"/>
         <w:numPr>
           <w:ilvl w:val="0"/>
-          <w:numId w:val="5"/>
+          <w:numId w:val="6"/>
         </w:numPr>
         <w:spacing w:after="60" w:line="276"/>
       </w:pPr>
@@ -3668,7 +3943,7 @@
         <w:pStyle w:val="ListParagraph"/>
         <w:numPr>
           <w:ilvl w:val="0"/>
-          <w:numId w:val="5"/>
+          <w:numId w:val="6"/>
         </w:numPr>
         <w:spacing w:after="60" w:line="276"/>
       </w:pPr>
@@ -3691,7 +3966,7 @@
         <w:spacing w:after="120" w:before="360"/>
       </w:pPr>
       <w:r>
-        <w:t xml:space="preserve">9. Troubleshooting</w:t>
+        <w:t xml:space="preserve">10. Troubleshooting</w:t>
       </w:r>
     </w:p>
     <w:tbl>
@@ -5075,6 +5350,12 @@
     </w:lvlOverride>
   </w:num>
   <w:num w:numId="5">
+    <w:abstractNumId w:val="3"/>
+    <w:lvlOverride w:ilvl="0">
+      <w:startOverride w:val="1"/>
+    </w:lvlOverride>
+  </w:num>
+  <w:num w:numId="6">
     <w:abstractNumId w:val="2"/>
     <w:lvlOverride w:ilvl="0">
       <w:startOverride w:val="1"/>

--- a/docs/MediaMarketplace-Studio-WordPress-Installation-Guide.docx
+++ b/docs/MediaMarketplace-Studio-WordPress-Installation-Guide.docx
@@ -203,7 +203,7 @@
           <w:sz w:val="21"/>
           <w:szCs w:val="21"/>
         </w:rPr>
-        <w:t xml:space="preserve">7. Where the data lives</w:t>
+        <w:t xml:space="preserve">7. Optional services</w:t>
       </w:r>
     </w:p>
     <w:p>
@@ -218,7 +218,7 @@
           <w:sz w:val="21"/>
           <w:szCs w:val="21"/>
         </w:rPr>
-        <w:t xml:space="preserve">8. Block and shortcode reference</w:t>
+        <w:t xml:space="preserve">8. Where the data lives</w:t>
       </w:r>
     </w:p>
     <w:p>
@@ -233,7 +233,7 @@
           <w:sz w:val="21"/>
           <w:szCs w:val="21"/>
         </w:rPr>
-        <w:t xml:space="preserve">9. Updating, deactivating, removing</w:t>
+        <w:t xml:space="preserve">9. Block and shortcode reference</w:t>
       </w:r>
     </w:p>
     <w:p>
@@ -248,7 +248,22 @@
           <w:sz w:val="21"/>
           <w:szCs w:val="21"/>
         </w:rPr>
-        <w:t xml:space="preserve">10. Troubleshooting</w:t>
+        <w:t xml:space="preserve">10. Updating, deactivating, removing</w:t>
+      </w:r>
+    </w:p>
+    <w:p>
+      <w:pPr>
+        <w:spacing w:after="30"/>
+        <w:ind w:left="0"/>
+      </w:pPr>
+      <w:r>
+        <w:rPr>
+          <w:b/>
+          <w:bCs/>
+          <w:sz w:val="21"/>
+          <w:szCs w:val="21"/>
+        </w:rPr>
+        <w:t xml:space="preserve">11. Troubleshooting</w:t>
       </w:r>
     </w:p>
     <w:p>
@@ -2765,7 +2780,7 @@
         <w:spacing w:after="120" w:before="360"/>
       </w:pPr>
       <w:r>
-        <w:t xml:space="preserve">7. Where the data lives</w:t>
+        <w:t xml:space="preserve">7. Optional services</w:t>
       </w:r>
     </w:p>
     <w:p>
@@ -2773,7 +2788,17 @@
         <w:spacing w:after="120" w:line="276"/>
       </w:pPr>
       <w:r>
-        <w:t xml:space="preserve">The plugin chooses a data folder on activation:</w:t>
+        <w:t xml:space="preserve">All of these are entered in the store admin under </w:t>
+      </w:r>
+      <w:r>
+        <w:rPr>
+          <w:b/>
+          <w:bCs/>
+        </w:rPr>
+        <w:t xml:space="preserve">Settings</w:t>
+      </w:r>
+      <w:r>
+        <w:t xml:space="preserve"> and can be added later.</w:t>
       </w:r>
     </w:p>
     <w:p>
@@ -2787,14 +2812,13 @@
       </w:pPr>
       <w:r>
         <w:rPr>
-          <w:rFonts w:ascii="Consolas" w:cs="Consolas" w:eastAsia="Consolas" w:hAnsi="Consolas"/>
-          <w:sz w:val="19"/>
-          <w:szCs w:val="19"/>
-        </w:rPr>
-        <w:t xml:space="preserve">mms-data</w:t>
-      </w:r>
-      <w:r>
-        <w:t xml:space="preserve"> next to the WordPress root folder when that location is writable (outside the web root, the best choice), otherwise</w:t>
+          <w:b/>
+          <w:bCs/>
+        </w:rPr>
+        <w:t xml:space="preserve">Email (SMTP)</w:t>
+      </w:r>
+      <w:r>
+        <w:t xml:space="preserve">: host, port, credentials and From address. Receipts, signed agreements and pass reminders are then emailed; a test button is under Integrations.</w:t>
       </w:r>
     </w:p>
     <w:p>
@@ -2808,14 +2832,24 @@
       </w:pPr>
       <w:r>
         <w:rPr>
+          <w:b/>
+          <w:bCs/>
+        </w:rPr>
+        <w:t xml:space="preserve">Protection and watermarks</w:t>
+      </w:r>
+      <w:r>
+        <w:t xml:space="preserve">: image and video levels, stamp text and position. Video levels 2 and 3 need </w:t>
+      </w:r>
+      <w:r>
+        <w:rPr>
           <w:rFonts w:ascii="Consolas" w:cs="Consolas" w:eastAsia="Consolas" w:hAnsi="Consolas"/>
           <w:sz w:val="19"/>
           <w:szCs w:val="19"/>
         </w:rPr>
-        <w:t xml:space="preserve">wp-content/uploads/mms-data</w:t>
-      </w:r>
-      <w:r>
-        <w:t xml:space="preserve">, protected by an </w:t>
+        <w:t xml:space="preserve">ffmpeg</w:t>
+      </w:r>
+      <w:r>
+        <w:t xml:space="preserve"> on the server (</w:t>
       </w:r>
       <w:r>
         <w:rPr>
@@ -2823,10 +2857,90 @@
           <w:sz w:val="19"/>
           <w:szCs w:val="19"/>
         </w:rPr>
-        <w:t xml:space="preserve">.htaccess</w:t>
-      </w:r>
-      <w:r>
-        <w:t xml:space="preserve"> file and an empty </w:t>
+        <w:t xml:space="preserve">apt install ffmpeg</w:t>
+      </w:r>
+      <w:r>
+        <w:t xml:space="preserve">).</w:t>
+      </w:r>
+    </w:p>
+    <w:p>
+      <w:pPr>
+        <w:pStyle w:val="ListParagraph"/>
+        <w:numPr>
+          <w:ilvl w:val="0"/>
+          <w:numId w:val="6"/>
+        </w:numPr>
+        <w:spacing w:after="60" w:line="276"/>
+      </w:pPr>
+      <w:r>
+        <w:rPr>
+          <w:b/>
+          <w:bCs/>
+        </w:rPr>
+        <w:t xml:space="preserve">Copyright services</w:t>
+      </w:r>
+      <w:r>
+        <w:t xml:space="preserve">: the rights owner's name, email and address for DMCA notices; API keys for the scanning services you use.</w:t>
+      </w:r>
+    </w:p>
+    <w:p>
+      <w:pPr>
+        <w:pStyle w:val="ListParagraph"/>
+        <w:numPr>
+          <w:ilvl w:val="0"/>
+          <w:numId w:val="6"/>
+        </w:numPr>
+        <w:spacing w:after="60" w:line="276"/>
+      </w:pPr>
+      <w:r>
+        <w:rPr>
+          <w:b/>
+          <w:bCs/>
+        </w:rPr>
+        <w:t xml:space="preserve">Google Business Profile</w:t>
+      </w:r>
+      <w:r>
+        <w:t xml:space="preserve">: an OAuth client from Google Cloud with the Business Profile APIs enabled and the redirect address shown on the Google page; optionally a Maps API key.</w:t>
+      </w:r>
+    </w:p>
+    <w:p>
+      <w:pPr>
+        <w:pStyle w:val="ListParagraph"/>
+        <w:numPr>
+          <w:ilvl w:val="0"/>
+          <w:numId w:val="6"/>
+        </w:numPr>
+        <w:spacing w:after="60" w:line="276"/>
+      </w:pPr>
+      <w:r>
+        <w:rPr>
+          <w:b/>
+          <w:bCs/>
+        </w:rPr>
+        <w:t xml:space="preserve">Currencies</w:t>
+      </w:r>
+      <w:r>
+        <w:t xml:space="preserve">: display currencies and whether to charge in them (Store settings).</w:t>
+      </w:r>
+    </w:p>
+    <w:p>
+      <w:pPr>
+        <w:pStyle w:val="ListParagraph"/>
+        <w:numPr>
+          <w:ilvl w:val="0"/>
+          <w:numId w:val="6"/>
+        </w:numPr>
+        <w:spacing w:after="60" w:line="276"/>
+      </w:pPr>
+      <w:r>
+        <w:rPr>
+          <w:b/>
+          <w:bCs/>
+        </w:rPr>
+        <w:t xml:space="preserve">Backups</w:t>
+      </w:r>
+      <w:r>
+        <w:t xml:space="preserve">: Health → Backups, or a nightly cron job running </w:t>
       </w:r>
       <w:r>
         <w:rPr>
@@ -2834,39 +2948,30 @@
           <w:sz w:val="19"/>
           <w:szCs w:val="19"/>
         </w:rPr>
-        <w:t xml:space="preserve">index.html</w:t>
-      </w:r>
-      <w:r>
-        <w:t xml:space="preserve">.</w:t>
-      </w:r>
-    </w:p>
-    <w:p>
-      <w:pPr>
-        <w:spacing w:after="120" w:line="276"/>
-      </w:pPr>
-      <w:r>
-        <w:t xml:space="preserve">The folder holds the store database (</w:t>
-      </w:r>
-      <w:r>
-        <w:rPr>
-          <w:rFonts w:ascii="Consolas" w:cs="Consolas" w:eastAsia="Consolas" w:hAnsi="Consolas"/>
-          <w:sz w:val="19"/>
-          <w:szCs w:val="19"/>
-        </w:rPr>
-        <w:t xml:space="preserve">mms.sqlite</w:t>
-      </w:r>
-      <w:r>
-        <w:t xml:space="preserve">), the media files, the server configuration and the log. </w:t>
-      </w:r>
+        <w:t xml:space="preserve">bin/mms-server backup</w:t>
+      </w:r>
+      <w:r>
+        <w:t xml:space="preserve"> from the package folder with the config path shown on the status page.</w:t>
+      </w:r>
+    </w:p>
+    <w:p>
+      <w:pPr>
+        <w:pStyle w:val="ListParagraph"/>
+        <w:numPr>
+          <w:ilvl w:val="0"/>
+          <w:numId w:val="6"/>
+        </w:numPr>
+        <w:spacing w:after="60" w:line="276"/>
+      </w:pPr>
       <w:r>
         <w:rPr>
           <w:b/>
           <w:bCs/>
         </w:rPr>
-        <w:t xml:space="preserve">Back it up</w:t>
-      </w:r>
-      <w:r>
-        <w:t xml:space="preserve"> together with your normal WordPress backup. The plugin never adds tables to the WordPress database.</w:t>
+        <w:t xml:space="preserve">ARM servers</w:t>
+      </w:r>
+      <w:r>
+        <w:t xml:space="preserve">: the package carries an aarch64 build when produced by the release pipeline and picks it automatically.</w:t>
       </w:r>
     </w:p>
     <w:p>
@@ -2877,7 +2982,119 @@
         <w:spacing w:after="120" w:before="360"/>
       </w:pPr>
       <w:r>
-        <w:t xml:space="preserve">8. Block and shortcode reference</w:t>
+        <w:t xml:space="preserve">8. Where the data lives</w:t>
+      </w:r>
+    </w:p>
+    <w:p>
+      <w:pPr>
+        <w:spacing w:after="120" w:line="276"/>
+      </w:pPr>
+      <w:r>
+        <w:t xml:space="preserve">The plugin chooses a data folder on activation:</w:t>
+      </w:r>
+    </w:p>
+    <w:p>
+      <w:pPr>
+        <w:pStyle w:val="ListParagraph"/>
+        <w:numPr>
+          <w:ilvl w:val="0"/>
+          <w:numId w:val="6"/>
+        </w:numPr>
+        <w:spacing w:after="60" w:line="276"/>
+      </w:pPr>
+      <w:r>
+        <w:rPr>
+          <w:rFonts w:ascii="Consolas" w:cs="Consolas" w:eastAsia="Consolas" w:hAnsi="Consolas"/>
+          <w:sz w:val="19"/>
+          <w:szCs w:val="19"/>
+        </w:rPr>
+        <w:t xml:space="preserve">mms-data</w:t>
+      </w:r>
+      <w:r>
+        <w:t xml:space="preserve"> next to the WordPress root folder when that location is writable (outside the web root, the best choice), otherwise</w:t>
+      </w:r>
+    </w:p>
+    <w:p>
+      <w:pPr>
+        <w:pStyle w:val="ListParagraph"/>
+        <w:numPr>
+          <w:ilvl w:val="0"/>
+          <w:numId w:val="6"/>
+        </w:numPr>
+        <w:spacing w:after="60" w:line="276"/>
+      </w:pPr>
+      <w:r>
+        <w:rPr>
+          <w:rFonts w:ascii="Consolas" w:cs="Consolas" w:eastAsia="Consolas" w:hAnsi="Consolas"/>
+          <w:sz w:val="19"/>
+          <w:szCs w:val="19"/>
+        </w:rPr>
+        <w:t xml:space="preserve">wp-content/uploads/mms-data</w:t>
+      </w:r>
+      <w:r>
+        <w:t xml:space="preserve">, protected by an </w:t>
+      </w:r>
+      <w:r>
+        <w:rPr>
+          <w:rFonts w:ascii="Consolas" w:cs="Consolas" w:eastAsia="Consolas" w:hAnsi="Consolas"/>
+          <w:sz w:val="19"/>
+          <w:szCs w:val="19"/>
+        </w:rPr>
+        <w:t xml:space="preserve">.htaccess</w:t>
+      </w:r>
+      <w:r>
+        <w:t xml:space="preserve"> file and an empty </w:t>
+      </w:r>
+      <w:r>
+        <w:rPr>
+          <w:rFonts w:ascii="Consolas" w:cs="Consolas" w:eastAsia="Consolas" w:hAnsi="Consolas"/>
+          <w:sz w:val="19"/>
+          <w:szCs w:val="19"/>
+        </w:rPr>
+        <w:t xml:space="preserve">index.html</w:t>
+      </w:r>
+      <w:r>
+        <w:t xml:space="preserve">.</w:t>
+      </w:r>
+    </w:p>
+    <w:p>
+      <w:pPr>
+        <w:spacing w:after="120" w:line="276"/>
+      </w:pPr>
+      <w:r>
+        <w:t xml:space="preserve">The folder holds the store database (</w:t>
+      </w:r>
+      <w:r>
+        <w:rPr>
+          <w:rFonts w:ascii="Consolas" w:cs="Consolas" w:eastAsia="Consolas" w:hAnsi="Consolas"/>
+          <w:sz w:val="19"/>
+          <w:szCs w:val="19"/>
+        </w:rPr>
+        <w:t xml:space="preserve">mms.sqlite</w:t>
+      </w:r>
+      <w:r>
+        <w:t xml:space="preserve">), the media files, the server configuration and the log. </w:t>
+      </w:r>
+      <w:r>
+        <w:rPr>
+          <w:b/>
+          <w:bCs/>
+        </w:rPr>
+        <w:t xml:space="preserve">Back it up</w:t>
+      </w:r>
+      <w:r>
+        <w:t xml:space="preserve"> together with your normal WordPress backup. The plugin never adds tables to the WordPress database.</w:t>
+      </w:r>
+    </w:p>
+    <w:p>
+      <w:pPr>
+        <w:pStyle w:val="Heading1"/>
+        <w:keepNext/>
+        <w:pageBreakBefore/>
+        <w:spacing w:after="120" w:before="360"/>
+      </w:pPr>
+      <w:r>
+        <w:t xml:space="preserve">9. Block and shortcode reference</w:t>
       </w:r>
     </w:p>
     <w:tbl>
@@ -3895,7 +4112,7 @@
         <w:spacing w:after="120" w:before="360"/>
       </w:pPr>
       <w:r>
-        <w:t xml:space="preserve">9. Updating, deactivating, removing</w:t>
+        <w:t xml:space="preserve">10. Updating, deactivating, removing</w:t>
       </w:r>
     </w:p>
     <w:p>
@@ -3966,7 +4183,7 @@
         <w:spacing w:after="120" w:before="360"/>
       </w:pPr>
       <w:r>
-        <w:t xml:space="preserve">10. Troubleshooting</w:t>
+        <w:t xml:space="preserve">11. Troubleshooting</w:t>
       </w:r>
     </w:p>
     <w:tbl>
